--- a/docs/developpement/phases/word/PHASE_68_EN_DIRECT_A_PART_AU_DESIGN_DES_MAQUETTES_RESULTATS_POUR_LES_EVENEMENTS.docx
+++ b/docs/developpement/phases/word/PHASE_68_EN_DIRECT_A_PART_AU_DESIGN_DES_MAQUETTES_RESULTATS_POUR_LES_EVENEMENTS.docx
@@ -20,7 +20,7 @@
       <w:r>
         <w:t xml:space="preserve">FlaiX Expert · dossier de développement · généré le 2026-10-19 depuis le dépôt </w:t>
       </w:r>
-      <w:hyperlink w:history="1" r:id="rIdcoauvptd6urvdhejv66ac">
+      <w:hyperlink w:history="1" r:id="rId3l4-l8am899p8mugwxs4y">
         <w:r>
           <w:rPr>
             <w:rStyle w:val="Hyperlink"/>
@@ -699,7 +699,7 @@
           <w:numId w:val="2"/>
         </w:numPr>
       </w:pPr>
-      <w:hyperlink w:history="1" r:id="rId7bhktg0lmpuqk7tylnof7">
+      <w:hyperlink w:history="1" r:id="rIdpf6pg2zjz10ytkpxv9wdw">
         <w:r>
           <w:rPr>
             <w:rStyle w:val="Hyperlink"/>
@@ -719,7 +719,7 @@
           <w:numId w:val="2"/>
         </w:numPr>
       </w:pPr>
-      <w:hyperlink w:history="1" r:id="rId73gexwzeb0ghir_neyb05">
+      <w:hyperlink w:history="1" r:id="rIdr78f_dwnsxpb5etkqpazp">
         <w:r>
           <w:rPr>
             <w:rStyle w:val="Hyperlink"/>
@@ -739,7 +739,7 @@
           <w:numId w:val="2"/>
         </w:numPr>
       </w:pPr>
-      <w:hyperlink w:history="1" r:id="rIddhdyhqg0g7ofjv9e6v6px">
+      <w:hyperlink w:history="1" r:id="rIdxlze89odz-21zlvn7f8vj">
         <w:r>
           <w:rPr>
             <w:rStyle w:val="Hyperlink"/>
@@ -787,7 +787,7 @@
       <w:r>
         <w:t xml:space="preserve"> — modifié — </w:t>
       </w:r>
-      <w:hyperlink w:history="1" r:id="rIdiihqqoxpihcph0xpuxgs6">
+      <w:hyperlink w:history="1" r:id="rIdss7jbxkdk5q-dv_fve4ti">
         <w:r>
           <w:rPr>
             <w:rStyle w:val="Hyperlink"/>
@@ -816,7 +816,7 @@
       <w:r>
         <w:t xml:space="preserve"> — modifié — </w:t>
       </w:r>
-      <w:hyperlink w:history="1" r:id="rIdaulw3kwbymccnlylvbjmt">
+      <w:hyperlink w:history="1" r:id="rId1os852zvjd8an0lqhictf">
         <w:r>
           <w:rPr>
             <w:rStyle w:val="Hyperlink"/>
@@ -845,7 +845,7 @@
       <w:r>
         <w:t xml:space="preserve"> — créé — </w:t>
       </w:r>
-      <w:hyperlink w:history="1" r:id="rIdl1pcx9e0rcvtnhhvli2ep">
+      <w:hyperlink w:history="1" r:id="rIdaz8ofkz69ovxeijbg_xwo">
         <w:r>
           <w:rPr>
             <w:rStyle w:val="Hyperlink"/>
@@ -882,7 +882,7 @@
       <w:r>
         <w:t xml:space="preserve"> — créé — </w:t>
       </w:r>
-      <w:hyperlink w:history="1" r:id="rIdwade7iexaqceane6jgxlp">
+      <w:hyperlink w:history="1" r:id="rId40vcrqdk4vkwcg2cq8mzf">
         <w:r>
           <w:rPr>
             <w:rStyle w:val="Hyperlink"/>
@@ -911,7 +911,7 @@
       <w:r>
         <w:t xml:space="preserve"> — modifié — </w:t>
       </w:r>
-      <w:hyperlink w:history="1" r:id="rIds9x8xuijcuqoyndxtkaoy">
+      <w:hyperlink w:history="1" r:id="rIdqq4dogtshb4q-xluk3mld">
         <w:r>
           <w:rPr>
             <w:rStyle w:val="Hyperlink"/>
@@ -948,7 +948,7 @@
       <w:r>
         <w:t xml:space="preserve"> — créé — </w:t>
       </w:r>
-      <w:hyperlink w:history="1" r:id="rIdksbek4pgul1xaprtjybxr">
+      <w:hyperlink w:history="1" r:id="rIdxrkbrkr-eo2ujc7-kffzt">
         <w:r>
           <w:rPr>
             <w:rStyle w:val="Hyperlink"/>
@@ -977,7 +977,7 @@
       <w:r>
         <w:t xml:space="preserve"> — modifié — </w:t>
       </w:r>
-      <w:hyperlink w:history="1" r:id="rIdhioalgm0hik71zplyc-9d">
+      <w:hyperlink w:history="1" r:id="rIdmnt3sdiedeokbfjths3ek">
         <w:r>
           <w:rPr>
             <w:rStyle w:val="Hyperlink"/>
@@ -1006,7 +1006,7 @@
       <w:r>
         <w:t xml:space="preserve"> — modifié — </w:t>
       </w:r>
-      <w:hyperlink w:history="1" r:id="rIdb_i8fowovazqxpir1h8n-">
+      <w:hyperlink w:history="1" r:id="rIdxlkymnmlutswnp_-p2bzi">
         <w:r>
           <w:rPr>
             <w:rStyle w:val="Hyperlink"/>
@@ -1043,7 +1043,7 @@
       <w:r>
         <w:t xml:space="preserve"> — modifié — </w:t>
       </w:r>
-      <w:hyperlink w:history="1" r:id="rIdzfug-toctmbfxdyh1shtg">
+      <w:hyperlink w:history="1" r:id="rId8a7gyn9f-ec1taa5txifp">
         <w:r>
           <w:rPr>
             <w:rStyle w:val="Hyperlink"/>
@@ -1072,7 +1072,7 @@
       <w:r>
         <w:t xml:space="preserve"> — modifié — </w:t>
       </w:r>
-      <w:hyperlink w:history="1" r:id="rIdski74gleot8ns_raqmisc">
+      <w:hyperlink w:history="1" r:id="rIdfjiojzh1bx8xt7aijsfgv">
         <w:r>
           <w:rPr>
             <w:rStyle w:val="Hyperlink"/>
@@ -1101,7 +1101,7 @@
       <w:r>
         <w:t xml:space="preserve"> — modifié — </w:t>
       </w:r>
-      <w:hyperlink w:history="1" r:id="rIdn5zdtl39p_vhvbo_j4rsl">
+      <w:hyperlink w:history="1" r:id="rIdvrvphpk2jn0bcq7dylnq4">
         <w:r>
           <w:rPr>
             <w:rStyle w:val="Hyperlink"/>
@@ -1130,7 +1130,7 @@
       <w:r>
         <w:t xml:space="preserve"> — modifié — </w:t>
       </w:r>
-      <w:hyperlink w:history="1" r:id="rIdn4l7acrhh1gnwhtoccp0g">
+      <w:hyperlink w:history="1" r:id="rIdlxsgak7v2ohszkdmpdagz">
         <w:r>
           <w:rPr>
             <w:rStyle w:val="Hyperlink"/>
@@ -1159,7 +1159,7 @@
       <w:r>
         <w:t xml:space="preserve"> — modifié — </w:t>
       </w:r>
-      <w:hyperlink w:history="1" r:id="rIdvjakbedl81uzy1-ovlqhu">
+      <w:hyperlink w:history="1" r:id="rIdfzhycfbqlksk3gextmm5p">
         <w:r>
           <w:rPr>
             <w:rStyle w:val="Hyperlink"/>

--- a/docs/developpement/phases/word/PHASE_68_EN_DIRECT_A_PART_AU_DESIGN_DES_MAQUETTES_RESULTATS_POUR_LES_EVENEMENTS.docx
+++ b/docs/developpement/phases/word/PHASE_68_EN_DIRECT_A_PART_AU_DESIGN_DES_MAQUETTES_RESULTATS_POUR_LES_EVENEMENTS.docx
@@ -20,7 +20,7 @@
       <w:r>
         <w:t xml:space="preserve">FlaiX Expert · dossier de développement · généré le 2026-10-19 depuis le dépôt </w:t>
       </w:r>
-      <w:hyperlink w:history="1" r:id="rId3l4-l8am899p8mugwxs4y">
+      <w:hyperlink w:history="1" r:id="rIdksvckebbj0yzztxvxtgsk">
         <w:r>
           <w:rPr>
             <w:rStyle w:val="Hyperlink"/>
@@ -699,7 +699,7 @@
           <w:numId w:val="2"/>
         </w:numPr>
       </w:pPr>
-      <w:hyperlink w:history="1" r:id="rIdpf6pg2zjz10ytkpxv9wdw">
+      <w:hyperlink w:history="1" r:id="rIdlkrsktoys143-z58hfknt">
         <w:r>
           <w:rPr>
             <w:rStyle w:val="Hyperlink"/>
@@ -719,7 +719,7 @@
           <w:numId w:val="2"/>
         </w:numPr>
       </w:pPr>
-      <w:hyperlink w:history="1" r:id="rIdr78f_dwnsxpb5etkqpazp">
+      <w:hyperlink w:history="1" r:id="rIdgldnvab-qiqkk3nmhatoc">
         <w:r>
           <w:rPr>
             <w:rStyle w:val="Hyperlink"/>
@@ -739,7 +739,7 @@
           <w:numId w:val="2"/>
         </w:numPr>
       </w:pPr>
-      <w:hyperlink w:history="1" r:id="rIdxlze89odz-21zlvn7f8vj">
+      <w:hyperlink w:history="1" r:id="rIdqpdb6w6hukkvh_bqigxig">
         <w:r>
           <w:rPr>
             <w:rStyle w:val="Hyperlink"/>
@@ -787,7 +787,7 @@
       <w:r>
         <w:t xml:space="preserve"> — modifié — </w:t>
       </w:r>
-      <w:hyperlink w:history="1" r:id="rIdss7jbxkdk5q-dv_fve4ti">
+      <w:hyperlink w:history="1" r:id="rId6grbzjbdghwijuxyv_huu">
         <w:r>
           <w:rPr>
             <w:rStyle w:val="Hyperlink"/>
@@ -816,7 +816,7 @@
       <w:r>
         <w:t xml:space="preserve"> — modifié — </w:t>
       </w:r>
-      <w:hyperlink w:history="1" r:id="rId1os852zvjd8an0lqhictf">
+      <w:hyperlink w:history="1" r:id="rIdbmdsydxpzwa_jek6mrwhm">
         <w:r>
           <w:rPr>
             <w:rStyle w:val="Hyperlink"/>
@@ -845,7 +845,7 @@
       <w:r>
         <w:t xml:space="preserve"> — créé — </w:t>
       </w:r>
-      <w:hyperlink w:history="1" r:id="rIdaz8ofkz69ovxeijbg_xwo">
+      <w:hyperlink w:history="1" r:id="rIde-hckla3ik_tpejpxafqy">
         <w:r>
           <w:rPr>
             <w:rStyle w:val="Hyperlink"/>
@@ -882,7 +882,7 @@
       <w:r>
         <w:t xml:space="preserve"> — créé — </w:t>
       </w:r>
-      <w:hyperlink w:history="1" r:id="rId40vcrqdk4vkwcg2cq8mzf">
+      <w:hyperlink w:history="1" r:id="rIdsqwixuosbx5gbcv75jjtj">
         <w:r>
           <w:rPr>
             <w:rStyle w:val="Hyperlink"/>
@@ -911,7 +911,7 @@
       <w:r>
         <w:t xml:space="preserve"> — modifié — </w:t>
       </w:r>
-      <w:hyperlink w:history="1" r:id="rIdqq4dogtshb4q-xluk3mld">
+      <w:hyperlink w:history="1" r:id="rIduliu6ybty-yzcdhocb6os">
         <w:r>
           <w:rPr>
             <w:rStyle w:val="Hyperlink"/>
@@ -948,7 +948,7 @@
       <w:r>
         <w:t xml:space="preserve"> — créé — </w:t>
       </w:r>
-      <w:hyperlink w:history="1" r:id="rIdxrkbrkr-eo2ujc7-kffzt">
+      <w:hyperlink w:history="1" r:id="rIdwnm8p_zenfpukg9jmztd8">
         <w:r>
           <w:rPr>
             <w:rStyle w:val="Hyperlink"/>
@@ -977,7 +977,7 @@
       <w:r>
         <w:t xml:space="preserve"> — modifié — </w:t>
       </w:r>
-      <w:hyperlink w:history="1" r:id="rIdmnt3sdiedeokbfjths3ek">
+      <w:hyperlink w:history="1" r:id="rIdlztzli00-iuzvyjra7mcd">
         <w:r>
           <w:rPr>
             <w:rStyle w:val="Hyperlink"/>
@@ -1006,7 +1006,7 @@
       <w:r>
         <w:t xml:space="preserve"> — modifié — </w:t>
       </w:r>
-      <w:hyperlink w:history="1" r:id="rIdxlkymnmlutswnp_-p2bzi">
+      <w:hyperlink w:history="1" r:id="rIdkhbbo7v8jcialtumro8ez">
         <w:r>
           <w:rPr>
             <w:rStyle w:val="Hyperlink"/>
@@ -1043,7 +1043,7 @@
       <w:r>
         <w:t xml:space="preserve"> — modifié — </w:t>
       </w:r>
-      <w:hyperlink w:history="1" r:id="rId8a7gyn9f-ec1taa5txifp">
+      <w:hyperlink w:history="1" r:id="rIdqut0qvbyooxdvhbyctfa9">
         <w:r>
           <w:rPr>
             <w:rStyle w:val="Hyperlink"/>
@@ -1072,7 +1072,7 @@
       <w:r>
         <w:t xml:space="preserve"> — modifié — </w:t>
       </w:r>
-      <w:hyperlink w:history="1" r:id="rIdfjiojzh1bx8xt7aijsfgv">
+      <w:hyperlink w:history="1" r:id="rIdfggg-o4m1-m0jjyqrj7mg">
         <w:r>
           <w:rPr>
             <w:rStyle w:val="Hyperlink"/>
@@ -1101,7 +1101,7 @@
       <w:r>
         <w:t xml:space="preserve"> — modifié — </w:t>
       </w:r>
-      <w:hyperlink w:history="1" r:id="rIdvrvphpk2jn0bcq7dylnq4">
+      <w:hyperlink w:history="1" r:id="rIdeimi8bbhydxya9wyvrujl">
         <w:r>
           <w:rPr>
             <w:rStyle w:val="Hyperlink"/>
@@ -1130,7 +1130,7 @@
       <w:r>
         <w:t xml:space="preserve"> — modifié — </w:t>
       </w:r>
-      <w:hyperlink w:history="1" r:id="rIdlxsgak7v2ohszkdmpdagz">
+      <w:hyperlink w:history="1" r:id="rIdsedlgrwgpcn2fjpcie5wy">
         <w:r>
           <w:rPr>
             <w:rStyle w:val="Hyperlink"/>
@@ -1159,7 +1159,7 @@
       <w:r>
         <w:t xml:space="preserve"> — modifié — </w:t>
       </w:r>
-      <w:hyperlink w:history="1" r:id="rIdfzhycfbqlksk3gextmm5p">
+      <w:hyperlink w:history="1" r:id="rIdywhj1fa7sinz2l6feia_9">
         <w:r>
           <w:rPr>
             <w:rStyle w:val="Hyperlink"/>

--- a/docs/developpement/phases/word/PHASE_68_EN_DIRECT_A_PART_AU_DESIGN_DES_MAQUETTES_RESULTATS_POUR_LES_EVENEMENTS.docx
+++ b/docs/developpement/phases/word/PHASE_68_EN_DIRECT_A_PART_AU_DESIGN_DES_MAQUETTES_RESULTATS_POUR_LES_EVENEMENTS.docx
@@ -18,9 +18,9 @@
         <w:shd w:fill="F6F3FF" w:color="auto" w:val="clear"/>
       </w:pPr>
       <w:r>
-        <w:t xml:space="preserve">FlaiX Expert · dossier de développement · généré le 2026-10-19 depuis le dépôt </w:t>
-      </w:r>
-      <w:hyperlink w:history="1" r:id="rIdksvckebbj0yzztxvxtgsk">
+        <w:t xml:space="preserve">FlaiX Expert · dossier de développement · généré le 2026-10-21 depuis le dépôt </w:t>
+      </w:r>
+      <w:hyperlink w:history="1" r:id="rIdjenhg8odlvmjugpvk7pq0">
         <w:r>
           <w:rPr>
             <w:rStyle w:val="Hyperlink"/>
@@ -699,7 +699,7 @@
           <w:numId w:val="2"/>
         </w:numPr>
       </w:pPr>
-      <w:hyperlink w:history="1" r:id="rIdlkrsktoys143-z58hfknt">
+      <w:hyperlink w:history="1" r:id="rId1c9vtnihdxlurihqvujfw">
         <w:r>
           <w:rPr>
             <w:rStyle w:val="Hyperlink"/>
@@ -719,7 +719,7 @@
           <w:numId w:val="2"/>
         </w:numPr>
       </w:pPr>
-      <w:hyperlink w:history="1" r:id="rIdgldnvab-qiqkk3nmhatoc">
+      <w:hyperlink w:history="1" r:id="rIdfhay_e8phmef9mqmp7mmx">
         <w:r>
           <w:rPr>
             <w:rStyle w:val="Hyperlink"/>
@@ -739,7 +739,7 @@
           <w:numId w:val="2"/>
         </w:numPr>
       </w:pPr>
-      <w:hyperlink w:history="1" r:id="rIdqpdb6w6hukkvh_bqigxig">
+      <w:hyperlink w:history="1" r:id="rIdqxyvb4udmwgbg6hvbflf5">
         <w:r>
           <w:rPr>
             <w:rStyle w:val="Hyperlink"/>
@@ -787,7 +787,7 @@
       <w:r>
         <w:t xml:space="preserve"> — modifié — </w:t>
       </w:r>
-      <w:hyperlink w:history="1" r:id="rId6grbzjbdghwijuxyv_huu">
+      <w:hyperlink w:history="1" r:id="rIdnidlhqss6ig9cevoqwgla">
         <w:r>
           <w:rPr>
             <w:rStyle w:val="Hyperlink"/>
@@ -816,7 +816,7 @@
       <w:r>
         <w:t xml:space="preserve"> — modifié — </w:t>
       </w:r>
-      <w:hyperlink w:history="1" r:id="rIdbmdsydxpzwa_jek6mrwhm">
+      <w:hyperlink w:history="1" r:id="rIdan7ql6dpyk5lzxlr37zse">
         <w:r>
           <w:rPr>
             <w:rStyle w:val="Hyperlink"/>
@@ -845,7 +845,7 @@
       <w:r>
         <w:t xml:space="preserve"> — créé — </w:t>
       </w:r>
-      <w:hyperlink w:history="1" r:id="rIde-hckla3ik_tpejpxafqy">
+      <w:hyperlink w:history="1" r:id="rIdk1tpetbpcfs7sztiptrsb">
         <w:r>
           <w:rPr>
             <w:rStyle w:val="Hyperlink"/>
@@ -882,7 +882,7 @@
       <w:r>
         <w:t xml:space="preserve"> — créé — </w:t>
       </w:r>
-      <w:hyperlink w:history="1" r:id="rIdsqwixuosbx5gbcv75jjtj">
+      <w:hyperlink w:history="1" r:id="rIdjyuz9n4b69lkahkuz04co">
         <w:r>
           <w:rPr>
             <w:rStyle w:val="Hyperlink"/>
@@ -911,7 +911,7 @@
       <w:r>
         <w:t xml:space="preserve"> — modifié — </w:t>
       </w:r>
-      <w:hyperlink w:history="1" r:id="rIduliu6ybty-yzcdhocb6os">
+      <w:hyperlink w:history="1" r:id="rIdrgpxez1nchgccukp3q5kt">
         <w:r>
           <w:rPr>
             <w:rStyle w:val="Hyperlink"/>
@@ -948,7 +948,7 @@
       <w:r>
         <w:t xml:space="preserve"> — créé — </w:t>
       </w:r>
-      <w:hyperlink w:history="1" r:id="rIdwnm8p_zenfpukg9jmztd8">
+      <w:hyperlink w:history="1" r:id="rIdixyet6qfe8tah8-uedxoj">
         <w:r>
           <w:rPr>
             <w:rStyle w:val="Hyperlink"/>
@@ -977,7 +977,7 @@
       <w:r>
         <w:t xml:space="preserve"> — modifié — </w:t>
       </w:r>
-      <w:hyperlink w:history="1" r:id="rIdlztzli00-iuzvyjra7mcd">
+      <w:hyperlink w:history="1" r:id="rIdhfwj07z8te5kl9d1kdpyq">
         <w:r>
           <w:rPr>
             <w:rStyle w:val="Hyperlink"/>
@@ -1006,7 +1006,7 @@
       <w:r>
         <w:t xml:space="preserve"> — modifié — </w:t>
       </w:r>
-      <w:hyperlink w:history="1" r:id="rIdkhbbo7v8jcialtumro8ez">
+      <w:hyperlink w:history="1" r:id="rIdgfqsw0evru7f6vuk76qis">
         <w:r>
           <w:rPr>
             <w:rStyle w:val="Hyperlink"/>
@@ -1043,7 +1043,7 @@
       <w:r>
         <w:t xml:space="preserve"> — modifié — </w:t>
       </w:r>
-      <w:hyperlink w:history="1" r:id="rIdqut0qvbyooxdvhbyctfa9">
+      <w:hyperlink w:history="1" r:id="rIdecefafxpx6qifkl0rr6pp">
         <w:r>
           <w:rPr>
             <w:rStyle w:val="Hyperlink"/>
@@ -1072,7 +1072,7 @@
       <w:r>
         <w:t xml:space="preserve"> — modifié — </w:t>
       </w:r>
-      <w:hyperlink w:history="1" r:id="rIdfggg-o4m1-m0jjyqrj7mg">
+      <w:hyperlink w:history="1" r:id="rIdzenls0m--mnkvwktvj6w1">
         <w:r>
           <w:rPr>
             <w:rStyle w:val="Hyperlink"/>
@@ -1101,7 +1101,7 @@
       <w:r>
         <w:t xml:space="preserve"> — modifié — </w:t>
       </w:r>
-      <w:hyperlink w:history="1" r:id="rIdeimi8bbhydxya9wyvrujl">
+      <w:hyperlink w:history="1" r:id="rIdk4rmj20d7mu60fhwt2gvn">
         <w:r>
           <w:rPr>
             <w:rStyle w:val="Hyperlink"/>
@@ -1130,7 +1130,7 @@
       <w:r>
         <w:t xml:space="preserve"> — modifié — </w:t>
       </w:r>
-      <w:hyperlink w:history="1" r:id="rIdsedlgrwgpcn2fjpcie5wy">
+      <w:hyperlink w:history="1" r:id="rIds5xhyf_hr7xf_fhaktg2l">
         <w:r>
           <w:rPr>
             <w:rStyle w:val="Hyperlink"/>
@@ -1159,7 +1159,7 @@
       <w:r>
         <w:t xml:space="preserve"> — modifié — </w:t>
       </w:r>
-      <w:hyperlink w:history="1" r:id="rIdywhj1fa7sinz2l6feia_9">
+      <w:hyperlink w:history="1" r:id="rIdogucgarflrijly2gaejjz">
         <w:r>
           <w:rPr>
             <w:rStyle w:val="Hyperlink"/>

--- a/docs/developpement/phases/word/PHASE_68_EN_DIRECT_A_PART_AU_DESIGN_DES_MAQUETTES_RESULTATS_POUR_LES_EVENEMENTS.docx
+++ b/docs/developpement/phases/word/PHASE_68_EN_DIRECT_A_PART_AU_DESIGN_DES_MAQUETTES_RESULTATS_POUR_LES_EVENEMENTS.docx
@@ -20,7 +20,7 @@
       <w:r>
         <w:t xml:space="preserve">FlaiX Expert · dossier de développement · généré le 2026-10-21 depuis le dépôt </w:t>
       </w:r>
-      <w:hyperlink w:history="1" r:id="rIdjenhg8odlvmjugpvk7pq0">
+      <w:hyperlink w:history="1" r:id="rIduuin6hpnd0ibccinirth-">
         <w:r>
           <w:rPr>
             <w:rStyle w:val="Hyperlink"/>
@@ -699,7 +699,7 @@
           <w:numId w:val="2"/>
         </w:numPr>
       </w:pPr>
-      <w:hyperlink w:history="1" r:id="rId1c9vtnihdxlurihqvujfw">
+      <w:hyperlink w:history="1" r:id="rIdrtuhlp8kjbhzcuhgfapnd">
         <w:r>
           <w:rPr>
             <w:rStyle w:val="Hyperlink"/>
@@ -719,7 +719,7 @@
           <w:numId w:val="2"/>
         </w:numPr>
       </w:pPr>
-      <w:hyperlink w:history="1" r:id="rIdfhay_e8phmef9mqmp7mmx">
+      <w:hyperlink w:history="1" r:id="rIdbhojtaw_1ea7ahjhmi-ie">
         <w:r>
           <w:rPr>
             <w:rStyle w:val="Hyperlink"/>
@@ -739,7 +739,7 @@
           <w:numId w:val="2"/>
         </w:numPr>
       </w:pPr>
-      <w:hyperlink w:history="1" r:id="rIdqxyvb4udmwgbg6hvbflf5">
+      <w:hyperlink w:history="1" r:id="rIdwtlazh2yyiiwmzygqqdmp">
         <w:r>
           <w:rPr>
             <w:rStyle w:val="Hyperlink"/>
@@ -787,7 +787,7 @@
       <w:r>
         <w:t xml:space="preserve"> — modifié — </w:t>
       </w:r>
-      <w:hyperlink w:history="1" r:id="rIdnidlhqss6ig9cevoqwgla">
+      <w:hyperlink w:history="1" r:id="rIdwdnzk8b_aazgusb8kek9r">
         <w:r>
           <w:rPr>
             <w:rStyle w:val="Hyperlink"/>
@@ -816,7 +816,7 @@
       <w:r>
         <w:t xml:space="preserve"> — modifié — </w:t>
       </w:r>
-      <w:hyperlink w:history="1" r:id="rIdan7ql6dpyk5lzxlr37zse">
+      <w:hyperlink w:history="1" r:id="rIdrp_esqjmo3oxyczcbrsup">
         <w:r>
           <w:rPr>
             <w:rStyle w:val="Hyperlink"/>
@@ -845,7 +845,7 @@
       <w:r>
         <w:t xml:space="preserve"> — créé — </w:t>
       </w:r>
-      <w:hyperlink w:history="1" r:id="rIdk1tpetbpcfs7sztiptrsb">
+      <w:hyperlink w:history="1" r:id="rId3vtrgqgg240tp2pmtzyti">
         <w:r>
           <w:rPr>
             <w:rStyle w:val="Hyperlink"/>
@@ -882,7 +882,7 @@
       <w:r>
         <w:t xml:space="preserve"> — créé — </w:t>
       </w:r>
-      <w:hyperlink w:history="1" r:id="rIdjyuz9n4b69lkahkuz04co">
+      <w:hyperlink w:history="1" r:id="rIdbpfmyduoy4dmgp1wslz9l">
         <w:r>
           <w:rPr>
             <w:rStyle w:val="Hyperlink"/>
@@ -911,7 +911,7 @@
       <w:r>
         <w:t xml:space="preserve"> — modifié — </w:t>
       </w:r>
-      <w:hyperlink w:history="1" r:id="rIdrgpxez1nchgccukp3q5kt">
+      <w:hyperlink w:history="1" r:id="rIdvhh_xj9sokdn98uysabkr">
         <w:r>
           <w:rPr>
             <w:rStyle w:val="Hyperlink"/>
@@ -948,7 +948,7 @@
       <w:r>
         <w:t xml:space="preserve"> — créé — </w:t>
       </w:r>
-      <w:hyperlink w:history="1" r:id="rIdixyet6qfe8tah8-uedxoj">
+      <w:hyperlink w:history="1" r:id="rIdn0ex0vv7-9urkvgefy6xt">
         <w:r>
           <w:rPr>
             <w:rStyle w:val="Hyperlink"/>
@@ -977,7 +977,7 @@
       <w:r>
         <w:t xml:space="preserve"> — modifié — </w:t>
       </w:r>
-      <w:hyperlink w:history="1" r:id="rIdhfwj07z8te5kl9d1kdpyq">
+      <w:hyperlink w:history="1" r:id="rIdmzzy4w9q0atg_xeqikzak">
         <w:r>
           <w:rPr>
             <w:rStyle w:val="Hyperlink"/>
@@ -1006,7 +1006,7 @@
       <w:r>
         <w:t xml:space="preserve"> — modifié — </w:t>
       </w:r>
-      <w:hyperlink w:history="1" r:id="rIdgfqsw0evru7f6vuk76qis">
+      <w:hyperlink w:history="1" r:id="rIdaczd4ip6v-8go8ud-zogm">
         <w:r>
           <w:rPr>
             <w:rStyle w:val="Hyperlink"/>
@@ -1043,7 +1043,7 @@
       <w:r>
         <w:t xml:space="preserve"> — modifié — </w:t>
       </w:r>
-      <w:hyperlink w:history="1" r:id="rIdecefafxpx6qifkl0rr6pp">
+      <w:hyperlink w:history="1" r:id="rIdkq3b7evoam8chswxq5ecp">
         <w:r>
           <w:rPr>
             <w:rStyle w:val="Hyperlink"/>
@@ -1072,7 +1072,7 @@
       <w:r>
         <w:t xml:space="preserve"> — modifié — </w:t>
       </w:r>
-      <w:hyperlink w:history="1" r:id="rIdzenls0m--mnkvwktvj6w1">
+      <w:hyperlink w:history="1" r:id="rIdganwwjzhopcmnbx3j_wdv">
         <w:r>
           <w:rPr>
             <w:rStyle w:val="Hyperlink"/>
@@ -1101,7 +1101,7 @@
       <w:r>
         <w:t xml:space="preserve"> — modifié — </w:t>
       </w:r>
-      <w:hyperlink w:history="1" r:id="rIdk4rmj20d7mu60fhwt2gvn">
+      <w:hyperlink w:history="1" r:id="rIde8fqwfzq55ukbjgksmtos">
         <w:r>
           <w:rPr>
             <w:rStyle w:val="Hyperlink"/>
@@ -1130,7 +1130,7 @@
       <w:r>
         <w:t xml:space="preserve"> — modifié — </w:t>
       </w:r>
-      <w:hyperlink w:history="1" r:id="rIds5xhyf_hr7xf_fhaktg2l">
+      <w:hyperlink w:history="1" r:id="rIdcr5icoh03c8y6zrudekdy">
         <w:r>
           <w:rPr>
             <w:rStyle w:val="Hyperlink"/>
@@ -1159,7 +1159,7 @@
       <w:r>
         <w:t xml:space="preserve"> — modifié — </w:t>
       </w:r>
-      <w:hyperlink w:history="1" r:id="rIdogucgarflrijly2gaejjz">
+      <w:hyperlink w:history="1" r:id="rId-tisqcjj7h-txckn-dgiy">
         <w:r>
           <w:rPr>
             <w:rStyle w:val="Hyperlink"/>

--- a/docs/developpement/phases/word/PHASE_68_EN_DIRECT_A_PART_AU_DESIGN_DES_MAQUETTES_RESULTATS_POUR_LES_EVENEMENTS.docx
+++ b/docs/developpement/phases/word/PHASE_68_EN_DIRECT_A_PART_AU_DESIGN_DES_MAQUETTES_RESULTATS_POUR_LES_EVENEMENTS.docx
@@ -18,9 +18,9 @@
         <w:shd w:fill="F6F3FF" w:color="auto" w:val="clear"/>
       </w:pPr>
       <w:r>
-        <w:t xml:space="preserve">FlaiX Expert · dossier de développement · généré le 2026-10-21 depuis le dépôt </w:t>
-      </w:r>
-      <w:hyperlink w:history="1" r:id="rIduuin6hpnd0ibccinirth-">
+        <w:t xml:space="preserve">FlaiX Expert · dossier de développement · généré le 2026-10-23 depuis le dépôt </w:t>
+      </w:r>
+      <w:hyperlink w:history="1" r:id="rIdfbymstx3u0u860kwbhooq">
         <w:r>
           <w:rPr>
             <w:rStyle w:val="Hyperlink"/>
@@ -699,7 +699,7 @@
           <w:numId w:val="2"/>
         </w:numPr>
       </w:pPr>
-      <w:hyperlink w:history="1" r:id="rIdrtuhlp8kjbhzcuhgfapnd">
+      <w:hyperlink w:history="1" r:id="rIdmasw2crwgrkvx2jpmyf9x">
         <w:r>
           <w:rPr>
             <w:rStyle w:val="Hyperlink"/>
@@ -719,7 +719,7 @@
           <w:numId w:val="2"/>
         </w:numPr>
       </w:pPr>
-      <w:hyperlink w:history="1" r:id="rIdbhojtaw_1ea7ahjhmi-ie">
+      <w:hyperlink w:history="1" r:id="rId_emwgp4inujkzdah2b8sh">
         <w:r>
           <w:rPr>
             <w:rStyle w:val="Hyperlink"/>
@@ -739,7 +739,7 @@
           <w:numId w:val="2"/>
         </w:numPr>
       </w:pPr>
-      <w:hyperlink w:history="1" r:id="rIdwtlazh2yyiiwmzygqqdmp">
+      <w:hyperlink w:history="1" r:id="rIdeqhumrhngrywktjb09are">
         <w:r>
           <w:rPr>
             <w:rStyle w:val="Hyperlink"/>
@@ -787,7 +787,7 @@
       <w:r>
         <w:t xml:space="preserve"> — modifié — </w:t>
       </w:r>
-      <w:hyperlink w:history="1" r:id="rIdwdnzk8b_aazgusb8kek9r">
+      <w:hyperlink w:history="1" r:id="rId9yichffpnt1flmmpr74uq">
         <w:r>
           <w:rPr>
             <w:rStyle w:val="Hyperlink"/>
@@ -816,7 +816,7 @@
       <w:r>
         <w:t xml:space="preserve"> — modifié — </w:t>
       </w:r>
-      <w:hyperlink w:history="1" r:id="rIdrp_esqjmo3oxyczcbrsup">
+      <w:hyperlink w:history="1" r:id="rIdzy8-xkgp2g-zjbnikainy">
         <w:r>
           <w:rPr>
             <w:rStyle w:val="Hyperlink"/>
@@ -845,7 +845,7 @@
       <w:r>
         <w:t xml:space="preserve"> — créé — </w:t>
       </w:r>
-      <w:hyperlink w:history="1" r:id="rId3vtrgqgg240tp2pmtzyti">
+      <w:hyperlink w:history="1" r:id="rIdqygtwhuhvl_0ozmjdpmu3">
         <w:r>
           <w:rPr>
             <w:rStyle w:val="Hyperlink"/>
@@ -882,7 +882,7 @@
       <w:r>
         <w:t xml:space="preserve"> — créé — </w:t>
       </w:r>
-      <w:hyperlink w:history="1" r:id="rIdbpfmyduoy4dmgp1wslz9l">
+      <w:hyperlink w:history="1" r:id="rIdi8xjakkgqabmh66n5b1dp">
         <w:r>
           <w:rPr>
             <w:rStyle w:val="Hyperlink"/>
@@ -911,7 +911,7 @@
       <w:r>
         <w:t xml:space="preserve"> — modifié — </w:t>
       </w:r>
-      <w:hyperlink w:history="1" r:id="rIdvhh_xj9sokdn98uysabkr">
+      <w:hyperlink w:history="1" r:id="rId9o6xxo_1dfuiiu5aqbccv">
         <w:r>
           <w:rPr>
             <w:rStyle w:val="Hyperlink"/>
@@ -948,7 +948,7 @@
       <w:r>
         <w:t xml:space="preserve"> — créé — </w:t>
       </w:r>
-      <w:hyperlink w:history="1" r:id="rIdn0ex0vv7-9urkvgefy6xt">
+      <w:hyperlink w:history="1" r:id="rIdnsbcqd-lucxlgl8d5xswf">
         <w:r>
           <w:rPr>
             <w:rStyle w:val="Hyperlink"/>
@@ -977,7 +977,7 @@
       <w:r>
         <w:t xml:space="preserve"> — modifié — </w:t>
       </w:r>
-      <w:hyperlink w:history="1" r:id="rIdmzzy4w9q0atg_xeqikzak">
+      <w:hyperlink w:history="1" r:id="rId5uthglyd2boy75yauhcnw">
         <w:r>
           <w:rPr>
             <w:rStyle w:val="Hyperlink"/>
@@ -1006,7 +1006,7 @@
       <w:r>
         <w:t xml:space="preserve"> — modifié — </w:t>
       </w:r>
-      <w:hyperlink w:history="1" r:id="rIdaczd4ip6v-8go8ud-zogm">
+      <w:hyperlink w:history="1" r:id="rIdxmwej_rvx2wm6aukmqqrw">
         <w:r>
           <w:rPr>
             <w:rStyle w:val="Hyperlink"/>
@@ -1043,7 +1043,7 @@
       <w:r>
         <w:t xml:space="preserve"> — modifié — </w:t>
       </w:r>
-      <w:hyperlink w:history="1" r:id="rIdkq3b7evoam8chswxq5ecp">
+      <w:hyperlink w:history="1" r:id="rIdae3zxmv8kmmiztm48zn-a">
         <w:r>
           <w:rPr>
             <w:rStyle w:val="Hyperlink"/>
@@ -1072,7 +1072,7 @@
       <w:r>
         <w:t xml:space="preserve"> — modifié — </w:t>
       </w:r>
-      <w:hyperlink w:history="1" r:id="rIdganwwjzhopcmnbx3j_wdv">
+      <w:hyperlink w:history="1" r:id="rId3iscrrpfzaj0akahoziac">
         <w:r>
           <w:rPr>
             <w:rStyle w:val="Hyperlink"/>
@@ -1101,7 +1101,7 @@
       <w:r>
         <w:t xml:space="preserve"> — modifié — </w:t>
       </w:r>
-      <w:hyperlink w:history="1" r:id="rIde8fqwfzq55ukbjgksmtos">
+      <w:hyperlink w:history="1" r:id="rIdy4fldriwgnzlxaf7zkonx">
         <w:r>
           <w:rPr>
             <w:rStyle w:val="Hyperlink"/>
@@ -1130,7 +1130,7 @@
       <w:r>
         <w:t xml:space="preserve"> — modifié — </w:t>
       </w:r>
-      <w:hyperlink w:history="1" r:id="rIdcr5icoh03c8y6zrudekdy">
+      <w:hyperlink w:history="1" r:id="rIddegdirpqouuzjjvblgodk">
         <w:r>
           <w:rPr>
             <w:rStyle w:val="Hyperlink"/>
@@ -1159,7 +1159,7 @@
       <w:r>
         <w:t xml:space="preserve"> — modifié — </w:t>
       </w:r>
-      <w:hyperlink w:history="1" r:id="rId-tisqcjj7h-txckn-dgiy">
+      <w:hyperlink w:history="1" r:id="rIddkr9an3rzuk3d3uoa43wy">
         <w:r>
           <w:rPr>
             <w:rStyle w:val="Hyperlink"/>

--- a/docs/developpement/phases/word/PHASE_68_EN_DIRECT_A_PART_AU_DESIGN_DES_MAQUETTES_RESULTATS_POUR_LES_EVENEMENTS.docx
+++ b/docs/developpement/phases/word/PHASE_68_EN_DIRECT_A_PART_AU_DESIGN_DES_MAQUETTES_RESULTATS_POUR_LES_EVENEMENTS.docx
@@ -18,9 +18,9 @@
         <w:shd w:fill="F6F3FF" w:color="auto" w:val="clear"/>
       </w:pPr>
       <w:r>
-        <w:t xml:space="preserve">FlaiX Expert · dossier de développement · généré le 2026-10-23 depuis le dépôt </w:t>
-      </w:r>
-      <w:hyperlink w:history="1" r:id="rIdfbymstx3u0u860kwbhooq">
+        <w:t xml:space="preserve">FlaiX Expert · dossier de développement · généré le 2026-10-24 depuis le dépôt </w:t>
+      </w:r>
+      <w:hyperlink w:history="1" r:id="rIdtnkeqcie7xpbfae7b9ekp">
         <w:r>
           <w:rPr>
             <w:rStyle w:val="Hyperlink"/>
@@ -699,7 +699,7 @@
           <w:numId w:val="2"/>
         </w:numPr>
       </w:pPr>
-      <w:hyperlink w:history="1" r:id="rIdmasw2crwgrkvx2jpmyf9x">
+      <w:hyperlink w:history="1" r:id="rIdjhe2b8ffnyysh-mohbig3">
         <w:r>
           <w:rPr>
             <w:rStyle w:val="Hyperlink"/>
@@ -719,7 +719,7 @@
           <w:numId w:val="2"/>
         </w:numPr>
       </w:pPr>
-      <w:hyperlink w:history="1" r:id="rId_emwgp4inujkzdah2b8sh">
+      <w:hyperlink w:history="1" r:id="rId07sup2o7bxzs7k8yh2ckg">
         <w:r>
           <w:rPr>
             <w:rStyle w:val="Hyperlink"/>
@@ -739,7 +739,7 @@
           <w:numId w:val="2"/>
         </w:numPr>
       </w:pPr>
-      <w:hyperlink w:history="1" r:id="rIdeqhumrhngrywktjb09are">
+      <w:hyperlink w:history="1" r:id="rIdxqpmpeuk0vnrrzc8kft-q">
         <w:r>
           <w:rPr>
             <w:rStyle w:val="Hyperlink"/>
@@ -787,7 +787,7 @@
       <w:r>
         <w:t xml:space="preserve"> — modifié — </w:t>
       </w:r>
-      <w:hyperlink w:history="1" r:id="rId9yichffpnt1flmmpr74uq">
+      <w:hyperlink w:history="1" r:id="rIdv-l1wkbd2rxexguco_j45">
         <w:r>
           <w:rPr>
             <w:rStyle w:val="Hyperlink"/>
@@ -816,7 +816,7 @@
       <w:r>
         <w:t xml:space="preserve"> — modifié — </w:t>
       </w:r>
-      <w:hyperlink w:history="1" r:id="rIdzy8-xkgp2g-zjbnikainy">
+      <w:hyperlink w:history="1" r:id="rIda8nqpl_unwlux_jf0ovms">
         <w:r>
           <w:rPr>
             <w:rStyle w:val="Hyperlink"/>
@@ -845,7 +845,7 @@
       <w:r>
         <w:t xml:space="preserve"> — créé — </w:t>
       </w:r>
-      <w:hyperlink w:history="1" r:id="rIdqygtwhuhvl_0ozmjdpmu3">
+      <w:hyperlink w:history="1" r:id="rIdikuznr2ucz3bgosqw0p-z">
         <w:r>
           <w:rPr>
             <w:rStyle w:val="Hyperlink"/>
@@ -882,7 +882,7 @@
       <w:r>
         <w:t xml:space="preserve"> — créé — </w:t>
       </w:r>
-      <w:hyperlink w:history="1" r:id="rIdi8xjakkgqabmh66n5b1dp">
+      <w:hyperlink w:history="1" r:id="rIdmtwrid-xy10itunrinm9l">
         <w:r>
           <w:rPr>
             <w:rStyle w:val="Hyperlink"/>
@@ -911,7 +911,7 @@
       <w:r>
         <w:t xml:space="preserve"> — modifié — </w:t>
       </w:r>
-      <w:hyperlink w:history="1" r:id="rId9o6xxo_1dfuiiu5aqbccv">
+      <w:hyperlink w:history="1" r:id="rId3kmypp4_vtt30pgecn6cz">
         <w:r>
           <w:rPr>
             <w:rStyle w:val="Hyperlink"/>
@@ -948,7 +948,7 @@
       <w:r>
         <w:t xml:space="preserve"> — créé — </w:t>
       </w:r>
-      <w:hyperlink w:history="1" r:id="rIdnsbcqd-lucxlgl8d5xswf">
+      <w:hyperlink w:history="1" r:id="rIdsqosldp9mjdw9e6vlmwql">
         <w:r>
           <w:rPr>
             <w:rStyle w:val="Hyperlink"/>
@@ -977,7 +977,7 @@
       <w:r>
         <w:t xml:space="preserve"> — modifié — </w:t>
       </w:r>
-      <w:hyperlink w:history="1" r:id="rId5uthglyd2boy75yauhcnw">
+      <w:hyperlink w:history="1" r:id="rIdjjqskkkguxlklioa9x4xu">
         <w:r>
           <w:rPr>
             <w:rStyle w:val="Hyperlink"/>
@@ -1006,7 +1006,7 @@
       <w:r>
         <w:t xml:space="preserve"> — modifié — </w:t>
       </w:r>
-      <w:hyperlink w:history="1" r:id="rIdxmwej_rvx2wm6aukmqqrw">
+      <w:hyperlink w:history="1" r:id="rIdpppzv1w0spovyqnlwhhjh">
         <w:r>
           <w:rPr>
             <w:rStyle w:val="Hyperlink"/>
@@ -1043,7 +1043,7 @@
       <w:r>
         <w:t xml:space="preserve"> — modifié — </w:t>
       </w:r>
-      <w:hyperlink w:history="1" r:id="rIdae3zxmv8kmmiztm48zn-a">
+      <w:hyperlink w:history="1" r:id="rId-p9sm_-zchk65okmhnv4o">
         <w:r>
           <w:rPr>
             <w:rStyle w:val="Hyperlink"/>
@@ -1072,7 +1072,7 @@
       <w:r>
         <w:t xml:space="preserve"> — modifié — </w:t>
       </w:r>
-      <w:hyperlink w:history="1" r:id="rId3iscrrpfzaj0akahoziac">
+      <w:hyperlink w:history="1" r:id="rIdltcygdbw9vatdhp5dnspg">
         <w:r>
           <w:rPr>
             <w:rStyle w:val="Hyperlink"/>
@@ -1101,7 +1101,7 @@
       <w:r>
         <w:t xml:space="preserve"> — modifié — </w:t>
       </w:r>
-      <w:hyperlink w:history="1" r:id="rIdy4fldriwgnzlxaf7zkonx">
+      <w:hyperlink w:history="1" r:id="rId0mowdwzjuadgan1mc1iju">
         <w:r>
           <w:rPr>
             <w:rStyle w:val="Hyperlink"/>
@@ -1130,7 +1130,7 @@
       <w:r>
         <w:t xml:space="preserve"> — modifié — </w:t>
       </w:r>
-      <w:hyperlink w:history="1" r:id="rIddegdirpqouuzjjvblgodk">
+      <w:hyperlink w:history="1" r:id="rIdazouqdotdr_xxd0tw8cg7">
         <w:r>
           <w:rPr>
             <w:rStyle w:val="Hyperlink"/>
@@ -1159,7 +1159,7 @@
       <w:r>
         <w:t xml:space="preserve"> — modifié — </w:t>
       </w:r>
-      <w:hyperlink w:history="1" r:id="rIddkr9an3rzuk3d3uoa43wy">
+      <w:hyperlink w:history="1" r:id="rIdbyok24pq8vjvsdu1iickf">
         <w:r>
           <w:rPr>
             <w:rStyle w:val="Hyperlink"/>

--- a/docs/developpement/phases/word/PHASE_68_EN_DIRECT_A_PART_AU_DESIGN_DES_MAQUETTES_RESULTATS_POUR_LES_EVENEMENTS.docx
+++ b/docs/developpement/phases/word/PHASE_68_EN_DIRECT_A_PART_AU_DESIGN_DES_MAQUETTES_RESULTATS_POUR_LES_EVENEMENTS.docx
@@ -18,9 +18,9 @@
         <w:shd w:fill="F6F3FF" w:color="auto" w:val="clear"/>
       </w:pPr>
       <w:r>
-        <w:t xml:space="preserve">FlaiX Expert · dossier de développement · généré le 2026-10-24 depuis le dépôt </w:t>
-      </w:r>
-      <w:hyperlink w:history="1" r:id="rIdtnkeqcie7xpbfae7b9ekp">
+        <w:t xml:space="preserve">FlaiX Expert · dossier de développement · généré le 2026-10-25 depuis le dépôt </w:t>
+      </w:r>
+      <w:hyperlink w:history="1" r:id="rIdiyjholyk3fyrgl0vzgdbp">
         <w:r>
           <w:rPr>
             <w:rStyle w:val="Hyperlink"/>
@@ -699,7 +699,7 @@
           <w:numId w:val="2"/>
         </w:numPr>
       </w:pPr>
-      <w:hyperlink w:history="1" r:id="rIdjhe2b8ffnyysh-mohbig3">
+      <w:hyperlink w:history="1" r:id="rIdpaftjx9fcfiubwvd0qc1q">
         <w:r>
           <w:rPr>
             <w:rStyle w:val="Hyperlink"/>
@@ -719,7 +719,7 @@
           <w:numId w:val="2"/>
         </w:numPr>
       </w:pPr>
-      <w:hyperlink w:history="1" r:id="rId07sup2o7bxzs7k8yh2ckg">
+      <w:hyperlink w:history="1" r:id="rIdgd34mbaobx1pvd_zf7zgl">
         <w:r>
           <w:rPr>
             <w:rStyle w:val="Hyperlink"/>
@@ -739,7 +739,7 @@
           <w:numId w:val="2"/>
         </w:numPr>
       </w:pPr>
-      <w:hyperlink w:history="1" r:id="rIdxqpmpeuk0vnrrzc8kft-q">
+      <w:hyperlink w:history="1" r:id="rIdgvypod9vunrqvcdrzvibo">
         <w:r>
           <w:rPr>
             <w:rStyle w:val="Hyperlink"/>
@@ -787,7 +787,7 @@
       <w:r>
         <w:t xml:space="preserve"> — modifié — </w:t>
       </w:r>
-      <w:hyperlink w:history="1" r:id="rIdv-l1wkbd2rxexguco_j45">
+      <w:hyperlink w:history="1" r:id="rId8u3qsw12dqyrgddqvkw3m">
         <w:r>
           <w:rPr>
             <w:rStyle w:val="Hyperlink"/>
@@ -816,7 +816,7 @@
       <w:r>
         <w:t xml:space="preserve"> — modifié — </w:t>
       </w:r>
-      <w:hyperlink w:history="1" r:id="rIda8nqpl_unwlux_jf0ovms">
+      <w:hyperlink w:history="1" r:id="rIdwehi6plj22oyz75e2rpln">
         <w:r>
           <w:rPr>
             <w:rStyle w:val="Hyperlink"/>
@@ -845,7 +845,7 @@
       <w:r>
         <w:t xml:space="preserve"> — créé — </w:t>
       </w:r>
-      <w:hyperlink w:history="1" r:id="rIdikuznr2ucz3bgosqw0p-z">
+      <w:hyperlink w:history="1" r:id="rIdf6acrtgvt9tyxbkjkuzxp">
         <w:r>
           <w:rPr>
             <w:rStyle w:val="Hyperlink"/>
@@ -882,7 +882,7 @@
       <w:r>
         <w:t xml:space="preserve"> — créé — </w:t>
       </w:r>
-      <w:hyperlink w:history="1" r:id="rIdmtwrid-xy10itunrinm9l">
+      <w:hyperlink w:history="1" r:id="rIdnbz_yrfrt03dp92m_ccsz">
         <w:r>
           <w:rPr>
             <w:rStyle w:val="Hyperlink"/>
@@ -911,7 +911,7 @@
       <w:r>
         <w:t xml:space="preserve"> — modifié — </w:t>
       </w:r>
-      <w:hyperlink w:history="1" r:id="rId3kmypp4_vtt30pgecn6cz">
+      <w:hyperlink w:history="1" r:id="rIdndvikdf0easp4ftqqios8">
         <w:r>
           <w:rPr>
             <w:rStyle w:val="Hyperlink"/>
@@ -948,7 +948,7 @@
       <w:r>
         <w:t xml:space="preserve"> — créé — </w:t>
       </w:r>
-      <w:hyperlink w:history="1" r:id="rIdsqosldp9mjdw9e6vlmwql">
+      <w:hyperlink w:history="1" r:id="rIdwyrjjdbokmv0xdag-oc4k">
         <w:r>
           <w:rPr>
             <w:rStyle w:val="Hyperlink"/>
@@ -977,7 +977,7 @@
       <w:r>
         <w:t xml:space="preserve"> — modifié — </w:t>
       </w:r>
-      <w:hyperlink w:history="1" r:id="rIdjjqskkkguxlklioa9x4xu">
+      <w:hyperlink w:history="1" r:id="rIdem8e6o4qxb7il6qusxlzf">
         <w:r>
           <w:rPr>
             <w:rStyle w:val="Hyperlink"/>
@@ -1006,7 +1006,7 @@
       <w:r>
         <w:t xml:space="preserve"> — modifié — </w:t>
       </w:r>
-      <w:hyperlink w:history="1" r:id="rIdpppzv1w0spovyqnlwhhjh">
+      <w:hyperlink w:history="1" r:id="rIdleek1qfpuvzfzok4p-zqs">
         <w:r>
           <w:rPr>
             <w:rStyle w:val="Hyperlink"/>
@@ -1043,7 +1043,7 @@
       <w:r>
         <w:t xml:space="preserve"> — modifié — </w:t>
       </w:r>
-      <w:hyperlink w:history="1" r:id="rId-p9sm_-zchk65okmhnv4o">
+      <w:hyperlink w:history="1" r:id="rIdikr8avqyop9vhf9rofgif">
         <w:r>
           <w:rPr>
             <w:rStyle w:val="Hyperlink"/>
@@ -1072,7 +1072,7 @@
       <w:r>
         <w:t xml:space="preserve"> — modifié — </w:t>
       </w:r>
-      <w:hyperlink w:history="1" r:id="rIdltcygdbw9vatdhp5dnspg">
+      <w:hyperlink w:history="1" r:id="rIdbtpotf1heu6f7up1c2rey">
         <w:r>
           <w:rPr>
             <w:rStyle w:val="Hyperlink"/>
@@ -1101,7 +1101,7 @@
       <w:r>
         <w:t xml:space="preserve"> — modifié — </w:t>
       </w:r>
-      <w:hyperlink w:history="1" r:id="rId0mowdwzjuadgan1mc1iju">
+      <w:hyperlink w:history="1" r:id="rIdb5y7yqgrampmmsxh6mo_h">
         <w:r>
           <w:rPr>
             <w:rStyle w:val="Hyperlink"/>
@@ -1130,7 +1130,7 @@
       <w:r>
         <w:t xml:space="preserve"> — modifié — </w:t>
       </w:r>
-      <w:hyperlink w:history="1" r:id="rIdazouqdotdr_xxd0tw8cg7">
+      <w:hyperlink w:history="1" r:id="rIdn7ctmth0gpffj9w7giorm">
         <w:r>
           <w:rPr>
             <w:rStyle w:val="Hyperlink"/>
@@ -1159,7 +1159,7 @@
       <w:r>
         <w:t xml:space="preserve"> — modifié — </w:t>
       </w:r>
-      <w:hyperlink w:history="1" r:id="rIdbyok24pq8vjvsdu1iickf">
+      <w:hyperlink w:history="1" r:id="rIdntm6i6h0_qcn2bufr4mkl">
         <w:r>
           <w:rPr>
             <w:rStyle w:val="Hyperlink"/>

--- a/docs/developpement/phases/word/PHASE_68_EN_DIRECT_A_PART_AU_DESIGN_DES_MAQUETTES_RESULTATS_POUR_LES_EVENEMENTS.docx
+++ b/docs/developpement/phases/word/PHASE_68_EN_DIRECT_A_PART_AU_DESIGN_DES_MAQUETTES_RESULTATS_POUR_LES_EVENEMENTS.docx
@@ -20,7 +20,7 @@
       <w:r>
         <w:t xml:space="preserve">FlaiX Expert · dossier de développement · généré le 2026-10-25 depuis le dépôt </w:t>
       </w:r>
-      <w:hyperlink w:history="1" r:id="rIdiyjholyk3fyrgl0vzgdbp">
+      <w:hyperlink w:history="1" r:id="rIdbysdrfpagg0jqs4dgsdby">
         <w:r>
           <w:rPr>
             <w:rStyle w:val="Hyperlink"/>
@@ -699,7 +699,7 @@
           <w:numId w:val="2"/>
         </w:numPr>
       </w:pPr>
-      <w:hyperlink w:history="1" r:id="rIdpaftjx9fcfiubwvd0qc1q">
+      <w:hyperlink w:history="1" r:id="rIdsudssweh8tqm2elgivb2j">
         <w:r>
           <w:rPr>
             <w:rStyle w:val="Hyperlink"/>
@@ -719,7 +719,7 @@
           <w:numId w:val="2"/>
         </w:numPr>
       </w:pPr>
-      <w:hyperlink w:history="1" r:id="rIdgd34mbaobx1pvd_zf7zgl">
+      <w:hyperlink w:history="1" r:id="rIdh5dxxsirjonxc1vecdwo1">
         <w:r>
           <w:rPr>
             <w:rStyle w:val="Hyperlink"/>
@@ -739,7 +739,7 @@
           <w:numId w:val="2"/>
         </w:numPr>
       </w:pPr>
-      <w:hyperlink w:history="1" r:id="rIdgvypod9vunrqvcdrzvibo">
+      <w:hyperlink w:history="1" r:id="rIdr0guxnwz5vuewemmxrltx">
         <w:r>
           <w:rPr>
             <w:rStyle w:val="Hyperlink"/>
@@ -787,7 +787,7 @@
       <w:r>
         <w:t xml:space="preserve"> — modifié — </w:t>
       </w:r>
-      <w:hyperlink w:history="1" r:id="rId8u3qsw12dqyrgddqvkw3m">
+      <w:hyperlink w:history="1" r:id="rIdi0wrdg0pkwzvvt3-cjm7q">
         <w:r>
           <w:rPr>
             <w:rStyle w:val="Hyperlink"/>
@@ -816,7 +816,7 @@
       <w:r>
         <w:t xml:space="preserve"> — modifié — </w:t>
       </w:r>
-      <w:hyperlink w:history="1" r:id="rIdwehi6plj22oyz75e2rpln">
+      <w:hyperlink w:history="1" r:id="rIdq9qbvkyjozfm0atgntzsd">
         <w:r>
           <w:rPr>
             <w:rStyle w:val="Hyperlink"/>
@@ -845,7 +845,7 @@
       <w:r>
         <w:t xml:space="preserve"> — créé — </w:t>
       </w:r>
-      <w:hyperlink w:history="1" r:id="rIdf6acrtgvt9tyxbkjkuzxp">
+      <w:hyperlink w:history="1" r:id="rIdbsn76inoryzjvdg_z_0v7">
         <w:r>
           <w:rPr>
             <w:rStyle w:val="Hyperlink"/>
@@ -882,7 +882,7 @@
       <w:r>
         <w:t xml:space="preserve"> — créé — </w:t>
       </w:r>
-      <w:hyperlink w:history="1" r:id="rIdnbz_yrfrt03dp92m_ccsz">
+      <w:hyperlink w:history="1" r:id="rIdn2vvnxph650azs1gwdseu">
         <w:r>
           <w:rPr>
             <w:rStyle w:val="Hyperlink"/>
@@ -911,7 +911,7 @@
       <w:r>
         <w:t xml:space="preserve"> — modifié — </w:t>
       </w:r>
-      <w:hyperlink w:history="1" r:id="rIdndvikdf0easp4ftqqios8">
+      <w:hyperlink w:history="1" r:id="rIdxofpgp6rnctnw2l8mdnah">
         <w:r>
           <w:rPr>
             <w:rStyle w:val="Hyperlink"/>
@@ -948,7 +948,7 @@
       <w:r>
         <w:t xml:space="preserve"> — créé — </w:t>
       </w:r>
-      <w:hyperlink w:history="1" r:id="rIdwyrjjdbokmv0xdag-oc4k">
+      <w:hyperlink w:history="1" r:id="rId-sfbizd3b1fmx44mcsrqt">
         <w:r>
           <w:rPr>
             <w:rStyle w:val="Hyperlink"/>
@@ -977,7 +977,7 @@
       <w:r>
         <w:t xml:space="preserve"> — modifié — </w:t>
       </w:r>
-      <w:hyperlink w:history="1" r:id="rIdem8e6o4qxb7il6qusxlzf">
+      <w:hyperlink w:history="1" r:id="rIdfzrquwkzuavuyvrcwbyn4">
         <w:r>
           <w:rPr>
             <w:rStyle w:val="Hyperlink"/>
@@ -1006,7 +1006,7 @@
       <w:r>
         <w:t xml:space="preserve"> — modifié — </w:t>
       </w:r>
-      <w:hyperlink w:history="1" r:id="rIdleek1qfpuvzfzok4p-zqs">
+      <w:hyperlink w:history="1" r:id="rIduxwtpz4u-2ljb6bihyc22">
         <w:r>
           <w:rPr>
             <w:rStyle w:val="Hyperlink"/>
@@ -1043,7 +1043,7 @@
       <w:r>
         <w:t xml:space="preserve"> — modifié — </w:t>
       </w:r>
-      <w:hyperlink w:history="1" r:id="rIdikr8avqyop9vhf9rofgif">
+      <w:hyperlink w:history="1" r:id="rIdryjc4-pleuhylmr_rnonv">
         <w:r>
           <w:rPr>
             <w:rStyle w:val="Hyperlink"/>
@@ -1072,7 +1072,7 @@
       <w:r>
         <w:t xml:space="preserve"> — modifié — </w:t>
       </w:r>
-      <w:hyperlink w:history="1" r:id="rIdbtpotf1heu6f7up1c2rey">
+      <w:hyperlink w:history="1" r:id="rId7115frutdysasl5vdvxh6">
         <w:r>
           <w:rPr>
             <w:rStyle w:val="Hyperlink"/>
@@ -1101,7 +1101,7 @@
       <w:r>
         <w:t xml:space="preserve"> — modifié — </w:t>
       </w:r>
-      <w:hyperlink w:history="1" r:id="rIdb5y7yqgrampmmsxh6mo_h">
+      <w:hyperlink w:history="1" r:id="rId5smztrwrlsu1m8ij-bxqs">
         <w:r>
           <w:rPr>
             <w:rStyle w:val="Hyperlink"/>
@@ -1130,7 +1130,7 @@
       <w:r>
         <w:t xml:space="preserve"> — modifié — </w:t>
       </w:r>
-      <w:hyperlink w:history="1" r:id="rIdn7ctmth0gpffj9w7giorm">
+      <w:hyperlink w:history="1" r:id="rIdh32la-bpskqenwi6no6ju">
         <w:r>
           <w:rPr>
             <w:rStyle w:val="Hyperlink"/>
@@ -1159,7 +1159,7 @@
       <w:r>
         <w:t xml:space="preserve"> — modifié — </w:t>
       </w:r>
-      <w:hyperlink w:history="1" r:id="rIdntm6i6h0_qcn2bufr4mkl">
+      <w:hyperlink w:history="1" r:id="rIdacrqxtph44w63lgsbb5os">
         <w:r>
           <w:rPr>
             <w:rStyle w:val="Hyperlink"/>

--- a/docs/developpement/phases/word/PHASE_68_EN_DIRECT_A_PART_AU_DESIGN_DES_MAQUETTES_RESULTATS_POUR_LES_EVENEMENTS.docx
+++ b/docs/developpement/phases/word/PHASE_68_EN_DIRECT_A_PART_AU_DESIGN_DES_MAQUETTES_RESULTATS_POUR_LES_EVENEMENTS.docx
@@ -20,7 +20,7 @@
       <w:r>
         <w:t xml:space="preserve">FlaiX Expert · dossier de développement · généré le 2026-10-25 depuis le dépôt </w:t>
       </w:r>
-      <w:hyperlink w:history="1" r:id="rIdbysdrfpagg0jqs4dgsdby">
+      <w:hyperlink w:history="1" r:id="rIdkeesa0en2ikdaono6rqcr">
         <w:r>
           <w:rPr>
             <w:rStyle w:val="Hyperlink"/>
@@ -699,7 +699,7 @@
           <w:numId w:val="2"/>
         </w:numPr>
       </w:pPr>
-      <w:hyperlink w:history="1" r:id="rIdsudssweh8tqm2elgivb2j">
+      <w:hyperlink w:history="1" r:id="rIdschnlhzo5qaaq03jmupkb">
         <w:r>
           <w:rPr>
             <w:rStyle w:val="Hyperlink"/>
@@ -719,7 +719,7 @@
           <w:numId w:val="2"/>
         </w:numPr>
       </w:pPr>
-      <w:hyperlink w:history="1" r:id="rIdh5dxxsirjonxc1vecdwo1">
+      <w:hyperlink w:history="1" r:id="rId02kfk1wnydlofj6mm_z_1">
         <w:r>
           <w:rPr>
             <w:rStyle w:val="Hyperlink"/>
@@ -739,7 +739,7 @@
           <w:numId w:val="2"/>
         </w:numPr>
       </w:pPr>
-      <w:hyperlink w:history="1" r:id="rIdr0guxnwz5vuewemmxrltx">
+      <w:hyperlink w:history="1" r:id="rIdfxfqeisqybovkw0k2a7km">
         <w:r>
           <w:rPr>
             <w:rStyle w:val="Hyperlink"/>
@@ -787,7 +787,7 @@
       <w:r>
         <w:t xml:space="preserve"> — modifié — </w:t>
       </w:r>
-      <w:hyperlink w:history="1" r:id="rIdi0wrdg0pkwzvvt3-cjm7q">
+      <w:hyperlink w:history="1" r:id="rIdpzfqfmc0ch29pvy4oaiwu">
         <w:r>
           <w:rPr>
             <w:rStyle w:val="Hyperlink"/>
@@ -816,7 +816,7 @@
       <w:r>
         <w:t xml:space="preserve"> — modifié — </w:t>
       </w:r>
-      <w:hyperlink w:history="1" r:id="rIdq9qbvkyjozfm0atgntzsd">
+      <w:hyperlink w:history="1" r:id="rIdvlx2hphjmugctla-baw-8">
         <w:r>
           <w:rPr>
             <w:rStyle w:val="Hyperlink"/>
@@ -845,7 +845,7 @@
       <w:r>
         <w:t xml:space="preserve"> — créé — </w:t>
       </w:r>
-      <w:hyperlink w:history="1" r:id="rIdbsn76inoryzjvdg_z_0v7">
+      <w:hyperlink w:history="1" r:id="rIdv2b3nyt0bcb0euxnoudoa">
         <w:r>
           <w:rPr>
             <w:rStyle w:val="Hyperlink"/>
@@ -882,7 +882,7 @@
       <w:r>
         <w:t xml:space="preserve"> — créé — </w:t>
       </w:r>
-      <w:hyperlink w:history="1" r:id="rIdn2vvnxph650azs1gwdseu">
+      <w:hyperlink w:history="1" r:id="rIdwousymmob687h08raqnre">
         <w:r>
           <w:rPr>
             <w:rStyle w:val="Hyperlink"/>
@@ -911,7 +911,7 @@
       <w:r>
         <w:t xml:space="preserve"> — modifié — </w:t>
       </w:r>
-      <w:hyperlink w:history="1" r:id="rIdxofpgp6rnctnw2l8mdnah">
+      <w:hyperlink w:history="1" r:id="rIdhruwrgu7ckpt77ql3fxx8">
         <w:r>
           <w:rPr>
             <w:rStyle w:val="Hyperlink"/>
@@ -948,7 +948,7 @@
       <w:r>
         <w:t xml:space="preserve"> — créé — </w:t>
       </w:r>
-      <w:hyperlink w:history="1" r:id="rId-sfbizd3b1fmx44mcsrqt">
+      <w:hyperlink w:history="1" r:id="rIdwmftnttsntyf9bwfeygis">
         <w:r>
           <w:rPr>
             <w:rStyle w:val="Hyperlink"/>
@@ -977,7 +977,7 @@
       <w:r>
         <w:t xml:space="preserve"> — modifié — </w:t>
       </w:r>
-      <w:hyperlink w:history="1" r:id="rIdfzrquwkzuavuyvrcwbyn4">
+      <w:hyperlink w:history="1" r:id="rIdxrz4azqjkawet_ue0-ptp">
         <w:r>
           <w:rPr>
             <w:rStyle w:val="Hyperlink"/>
@@ -1006,7 +1006,7 @@
       <w:r>
         <w:t xml:space="preserve"> — modifié — </w:t>
       </w:r>
-      <w:hyperlink w:history="1" r:id="rIduxwtpz4u-2ljb6bihyc22">
+      <w:hyperlink w:history="1" r:id="rId-kss_spijticv3iikcluu">
         <w:r>
           <w:rPr>
             <w:rStyle w:val="Hyperlink"/>
@@ -1043,7 +1043,7 @@
       <w:r>
         <w:t xml:space="preserve"> — modifié — </w:t>
       </w:r>
-      <w:hyperlink w:history="1" r:id="rIdryjc4-pleuhylmr_rnonv">
+      <w:hyperlink w:history="1" r:id="rIdgxozszwguxxpng15u45cd">
         <w:r>
           <w:rPr>
             <w:rStyle w:val="Hyperlink"/>
@@ -1072,7 +1072,7 @@
       <w:r>
         <w:t xml:space="preserve"> — modifié — </w:t>
       </w:r>
-      <w:hyperlink w:history="1" r:id="rId7115frutdysasl5vdvxh6">
+      <w:hyperlink w:history="1" r:id="rIdfnfwivulideg3pewt_2rq">
         <w:r>
           <w:rPr>
             <w:rStyle w:val="Hyperlink"/>
@@ -1101,7 +1101,7 @@
       <w:r>
         <w:t xml:space="preserve"> — modifié — </w:t>
       </w:r>
-      <w:hyperlink w:history="1" r:id="rId5smztrwrlsu1m8ij-bxqs">
+      <w:hyperlink w:history="1" r:id="rIdbawtonuvqt26bilosmijm">
         <w:r>
           <w:rPr>
             <w:rStyle w:val="Hyperlink"/>
@@ -1130,7 +1130,7 @@
       <w:r>
         <w:t xml:space="preserve"> — modifié — </w:t>
       </w:r>
-      <w:hyperlink w:history="1" r:id="rIdh32la-bpskqenwi6no6ju">
+      <w:hyperlink w:history="1" r:id="rIdhupgngmxztwvc4nfjhk-u">
         <w:r>
           <w:rPr>
             <w:rStyle w:val="Hyperlink"/>
@@ -1159,7 +1159,7 @@
       <w:r>
         <w:t xml:space="preserve"> — modifié — </w:t>
       </w:r>
-      <w:hyperlink w:history="1" r:id="rIdacrqxtph44w63lgsbb5os">
+      <w:hyperlink w:history="1" r:id="rIdfgzyi_m1zwdtk7gg4au6q">
         <w:r>
           <w:rPr>
             <w:rStyle w:val="Hyperlink"/>
